--- a/research-asean-china-ai-ko.docx
+++ b/research-asean-china-ai-ko.docx
@@ -212,7 +212,7 @@
         <w:t xml:space="preserve">판단의 한계</w:t>
       </w:r>
       <w:r>
-        <w:t xml:space="preserve">: 본문의 "확인되지 않는다"는 "공개 자료에서 찾지 못했다"는 뜻이며, 부재를 입증하지 않는다. 7장의 확인 사항은 이 한계를 메우기 위한 것이다.</w:t>
+        <w:t xml:space="preserve">: 본문의 "확인되지 않는다"는 "공개 자료에서 찾지 못했다"는 뜻이며, 부재를 입증하지 않는다.</w:t>
       </w:r>
     </w:p>
     <w:p>
@@ -3830,7 +3830,7 @@
     <w:p>
       <w:pPr/>
       <w:r>
-        <w:t xml:space="preserve">이번 방문에서는 CIIS 라운드테이블 2세션이 첫 실행 기회다. 교육부 면담에서는 A1·A2를 소개하며 Smart Education의 대상과 협의 채널을 확인하는 데 그친다(7장 1–3번). 두 트랙의 논리는 같다. AI를 현장까지 전달하는 망과, 연수 이후의 활용을 보여 주는 근거를 ASEAN이 갖고 있다는 것이다.</w:t>
+        <w:t xml:space="preserve">이번 방문에서는 CIIS 라운드테이블 2세션이 첫 실행 기회다. 교육부 면담에서는 A1·A2를 소개하며 Smart Education의 대상과 협의 채널을 확인하는 데 그친다. 두 트랙의 논리는 같다. AI를 현장까지 전달하는 망과, 연수 이후의 활용을 보여 주는 근거를 ASEAN이 갖고 있다는 것이다.</w:t>
       </w:r>
     </w:p>
     <w:p>
@@ -5237,7 +5237,7 @@
         <w:t xml:space="preserve">교사 트랙(C1, 진입은 A1·A2)</w:t>
       </w:r>
       <w:r>
-        <w:t xml:space="preserve">: SOM-ED가 승인한 사업과 직결된다. Smart Education의 교사 포함 여부(7장 1번)를 확인하고 SOM-ED에 보고한 뒤 추진한다.</w:t>
+        <w:t xml:space="preserve">: SOM-ED가 승인한 사업과 직결된다. Smart Education의 교사 포함 여부를 확인하고 SOM-ED에 보고한 뒤 추진한다.</w:t>
       </w:r>
     </w:p>
     <w:p>
@@ -5709,7 +5709,7 @@
           <w:p>
             <w:pPr/>
             <w:r>
-              <w:t xml:space="preserve">재단 경험 중심으로 말하고, ASEAN 입장 대변이나 특정 구상 지지 표현은 피한다(발언 요지 문서 7장)</w:t>
+              <w:t xml:space="preserve">재단 경험 중심으로 말하고, ASEAN 입장 대변이나 특정 구상 지지 표현은 피한다</w:t>
             </w:r>
           </w:p>
         </w:tc>
@@ -6006,779 +6006,22 @@
         <w:pStyle w:val="Heading2"/>
       </w:pPr>
       <w:r>
-        <w:t xml:space="preserve">7. 방문 중 확인 사항</w:t>
+        <w:t xml:space="preserve">부록: 출처</w:t>
       </w:r>
     </w:p>
     <w:p>
       <w:pPr/>
       <w:r>
-        <w:t xml:space="preserve">현지에서 확인할 질문은 각각 5장의 어느 옵션을 살리거나 접을지 결정하도록 구성했다. 5·6·14번은 MSME 트랙, 1–3번은 교사 트랙(C1)의 전제다.</w:t>
-      </w:r>
-    </w:p>
-    <w:tbl>
-      <w:tblPr>
-        <w:tblStyle w:val="TableGrid"/>
-        <w:tblW w:w="0" w:type="auto"/>
-        <w:tblLayout w:type="fixed"/>
-        <w:tblLook w:val="04A0" w:firstRow="1" w:lastRow="0" w:firstColumn="0" w:lastColumn="0" w:noHBand="0" w:noVBand="1"/>
-      </w:tblPr>
-      <w:tblGrid>
-        <w:gridCol w:w="2340"/>
-        <w:gridCol w:w="2340"/>
-        <w:gridCol w:w="2340"/>
-        <w:gridCol w:w="2340"/>
-      </w:tblGrid>
-      <w:tr>
-        <w:trPr>
-          <w:tblHeader/>
-        </w:trPr>
-        <w:tc>
-          <w:tcPr>
-            <w:tcW w:w="2340" w:type="dxa"/>
-            <w:shd w:val="clear" w:color="auto" w:fill="F2F2F2"/>
-          </w:tcPr>
-          <w:p>
-            <w:pPr/>
-            <w:r>
-              <w:t xml:space="preserve">#</w:t>
-            </w:r>
-          </w:p>
-        </w:tc>
-        <w:tc>
-          <w:tcPr>
-            <w:tcW w:w="2340" w:type="dxa"/>
-            <w:shd w:val="clear" w:color="auto" w:fill="F2F2F2"/>
-          </w:tcPr>
-          <w:p>
-            <w:pPr/>
-            <w:r>
-              <w:t xml:space="preserve">질문</w:t>
-            </w:r>
-          </w:p>
-        </w:tc>
-        <w:tc>
-          <w:tcPr>
-            <w:tcW w:w="2340" w:type="dxa"/>
-            <w:shd w:val="clear" w:color="auto" w:fill="F2F2F2"/>
-          </w:tcPr>
-          <w:p>
-            <w:pPr/>
-            <w:r>
-              <w:t xml:space="preserve">상대</w:t>
-            </w:r>
-          </w:p>
-        </w:tc>
-        <w:tc>
-          <w:tcPr>
-            <w:tcW w:w="2340" w:type="dxa"/>
-            <w:shd w:val="clear" w:color="auto" w:fill="F2F2F2"/>
-          </w:tcPr>
-          <w:p>
-            <w:pPr/>
-            <w:r>
-              <w:t xml:space="preserve">관련 옵션</w:t>
-            </w:r>
-          </w:p>
-        </w:tc>
-      </w:tr>
-      <w:tr>
-        <w:tc>
-          <w:tcPr>
-            <w:tcW w:w="2340" w:type="dxa"/>
-          </w:tcPr>
-          <w:p>
-            <w:pPr/>
-            <w:r>
-              <w:t xml:space="preserve">1</w:t>
-            </w:r>
-          </w:p>
-        </w:tc>
-        <w:tc>
-          <w:tcPr>
-            <w:tcW w:w="2340" w:type="dxa"/>
-          </w:tcPr>
-          <w:p>
-            <w:pPr/>
-            <w:r>
-              <w:t xml:space="preserve">Smart Education Capacity Building Project('AI+교육' 연계)의 대상에 초중등 교사가 포함되는가. AI 교육과정, 참여 회원국, 이행 기관은 어디인가</w:t>
-            </w:r>
-          </w:p>
-        </w:tc>
-        <w:tc>
-          <w:tcPr>
-            <w:tcW w:w="2340" w:type="dxa"/>
-          </w:tcPr>
-          <w:p>
-            <w:pPr/>
-            <w:r>
-              <w:t xml:space="preserve">중국 교육부, 사업 실무진</w:t>
-            </w:r>
-          </w:p>
-        </w:tc>
-        <w:tc>
-          <w:tcPr>
-            <w:tcW w:w="2340" w:type="dxa"/>
-          </w:tcPr>
-          <w:p>
-            <w:pPr/>
-            <w:r>
-              <w:t xml:space="preserve">C1, A1</w:t>
-            </w:r>
-          </w:p>
-        </w:tc>
-      </w:tr>
-      <w:tr>
-        <w:tc>
-          <w:tcPr>
-            <w:tcW w:w="2340" w:type="dxa"/>
-          </w:tcPr>
-          <w:p>
-            <w:pPr/>
-            <w:r>
-              <w:t xml:space="preserve">2</w:t>
-            </w:r>
-          </w:p>
-        </w:tc>
-        <w:tc>
-          <w:tcPr>
-            <w:tcW w:w="2340" w:type="dxa"/>
-          </w:tcPr>
-          <w:p>
-            <w:pPr/>
-            <w:r>
-              <w:t xml:space="preserve">교사 AI 연수를 확대할 때 외부의 현지어 AI 콘텐츠나 트레이너망과 연계할 여지가 있는가</w:t>
-            </w:r>
-          </w:p>
-        </w:tc>
-        <w:tc>
-          <w:tcPr>
-            <w:tcW w:w="2340" w:type="dxa"/>
-          </w:tcPr>
-          <w:p>
-            <w:pPr/>
-            <w:r>
-              <w:t xml:space="preserve">위와 동일</w:t>
-            </w:r>
-          </w:p>
-        </w:tc>
-        <w:tc>
-          <w:tcPr>
-            <w:tcW w:w="2340" w:type="dxa"/>
-          </w:tcPr>
-          <w:p>
-            <w:pPr/>
-            <w:r>
-              <w:t xml:space="preserve">C1, B1</w:t>
-            </w:r>
-          </w:p>
-        </w:tc>
-      </w:tr>
-      <w:tr>
-        <w:tc>
-          <w:tcPr>
-            <w:tcW w:w="2340" w:type="dxa"/>
-          </w:tcPr>
-          <w:p>
-            <w:pPr/>
-            <w:r>
-              <w:t xml:space="preserve">3</w:t>
-            </w:r>
-          </w:p>
-        </w:tc>
-        <w:tc>
-          <w:tcPr>
-            <w:tcW w:w="2340" w:type="dxa"/>
-          </w:tcPr>
-          <w:p>
-            <w:pPr/>
-            <w:r>
-              <w:t xml:space="preserve">중국 측은 ASEAN 교육 부문(SOM-ED)과 어떤 협의 채널을 두고 있는가</w:t>
-            </w:r>
-          </w:p>
-        </w:tc>
-        <w:tc>
-          <w:tcPr>
-            <w:tcW w:w="2340" w:type="dxa"/>
-          </w:tcPr>
-          <w:p>
-            <w:pPr/>
-            <w:r>
-              <w:t xml:space="preserve">중국 교육부, 주ASEAN 중국대표부</w:t>
-            </w:r>
-          </w:p>
-        </w:tc>
-        <w:tc>
-          <w:tcPr>
-            <w:tcW w:w="2340" w:type="dxa"/>
-          </w:tcPr>
-          <w:p>
-            <w:pPr/>
-            <w:r>
-              <w:t xml:space="preserve">C1</w:t>
-            </w:r>
-          </w:p>
-        </w:tc>
-      </w:tr>
-      <w:tr>
-        <w:tc>
-          <w:tcPr>
-            <w:tcW w:w="2340" w:type="dxa"/>
-          </w:tcPr>
-          <w:p>
-            <w:pPr/>
-            <w:r>
-              <w:t xml:space="preserve">4</w:t>
-            </w:r>
-          </w:p>
-        </w:tc>
-        <w:tc>
-          <w:tcPr>
-            <w:tcW w:w="2340" w:type="dxa"/>
-          </w:tcPr>
-          <w:p>
-            <w:pPr/>
-            <w:r>
-              <w:t xml:space="preserve">혁신센터 AI 연수와 Digital Academy의 교육과정·선발 기준은 무엇이며, 사전 학습이나 외부 콘텐츠 연계를 받아들이는가</w:t>
-            </w:r>
-          </w:p>
-        </w:tc>
-        <w:tc>
-          <w:tcPr>
-            <w:tcW w:w="2340" w:type="dxa"/>
-          </w:tcPr>
-          <w:p>
-            <w:pPr/>
-            <w:r>
-              <w:t xml:space="preserve">공업정보화부, 센터·Academy 운영 측</w:t>
-            </w:r>
-          </w:p>
-        </w:tc>
-        <w:tc>
-          <w:tcPr>
-            <w:tcW w:w="2340" w:type="dxa"/>
-          </w:tcPr>
-          <w:p>
-            <w:pPr/>
-            <w:r>
-              <w:t xml:space="preserve">B1, A1</w:t>
-            </w:r>
-          </w:p>
-        </w:tc>
-      </w:tr>
-      <w:tr>
-        <w:tc>
-          <w:tcPr>
-            <w:tcW w:w="2340" w:type="dxa"/>
-          </w:tcPr>
-          <w:p>
-            <w:pPr/>
-            <w:r>
-              <w:t xml:space="preserve">5</w:t>
-            </w:r>
-          </w:p>
-        </w:tc>
-        <w:tc>
-          <w:tcPr>
-            <w:tcW w:w="2340" w:type="dxa"/>
-          </w:tcPr>
-          <w:p>
-            <w:pPr/>
-            <w:r>
-              <w:t xml:space="preserve">혁신센터와 광시 분소에 MSME 대상 AI 연수 계획이 있는가. MSME 중개자(협회·현지 트레이너)에게 열 여지는</w:t>
-            </w:r>
-          </w:p>
-        </w:tc>
-        <w:tc>
-          <w:tcPr>
-            <w:tcW w:w="2340" w:type="dxa"/>
-          </w:tcPr>
-          <w:p>
-            <w:pPr/>
-            <w:r>
-              <w:t xml:space="preserve">공업정보화부, 센터 운영 측</w:t>
-            </w:r>
-          </w:p>
-        </w:tc>
-        <w:tc>
-          <w:tcPr>
-            <w:tcW w:w="2340" w:type="dxa"/>
-          </w:tcPr>
-          <w:p>
-            <w:pPr/>
-            <w:r>
-              <w:t xml:space="preserve">A3, C5</w:t>
-            </w:r>
-          </w:p>
-        </w:tc>
-      </w:tr>
-      <w:tr>
-        <w:tc>
-          <w:tcPr>
-            <w:tcW w:w="2340" w:type="dxa"/>
-          </w:tcPr>
-          <w:p>
-            <w:pPr/>
-            <w:r>
-              <w:t xml:space="preserve">6</w:t>
-            </w:r>
-          </w:p>
-        </w:tc>
-        <w:tc>
-          <w:tcPr>
-            <w:tcW w:w="2340" w:type="dxa"/>
-          </w:tcPr>
-          <w:p>
-            <w:pPr/>
-            <w:r>
-              <w:t xml:space="preserve">5,000건 AI 연수 가운데 ASEAN 배정 규모, 대상, 형식, 성과 측정 방식은</w:t>
-            </w:r>
-          </w:p>
-        </w:tc>
-        <w:tc>
-          <w:tcPr>
-            <w:tcW w:w="2340" w:type="dxa"/>
-          </w:tcPr>
-          <w:p>
-            <w:pPr/>
-            <w:r>
-              <w:t xml:space="preserve">중국 외교부, 주ASEAN 중국대표부</w:t>
-            </w:r>
-          </w:p>
-        </w:tc>
-        <w:tc>
-          <w:tcPr>
-            <w:tcW w:w="2340" w:type="dxa"/>
-          </w:tcPr>
-          <w:p>
-            <w:pPr/>
-            <w:r>
-              <w:t xml:space="preserve">D1, A2</w:t>
-            </w:r>
-          </w:p>
-        </w:tc>
-      </w:tr>
-      <w:tr>
-        <w:tc>
-          <w:tcPr>
-            <w:tcW w:w="2340" w:type="dxa"/>
-          </w:tcPr>
-          <w:p>
-            <w:pPr/>
-            <w:r>
-              <w:t xml:space="preserve">7</w:t>
-            </w:r>
-          </w:p>
-        </w:tc>
-        <w:tc>
-          <w:tcPr>
-            <w:tcW w:w="2340" w:type="dxa"/>
-          </w:tcPr>
-          <w:p>
-            <w:pPr/>
-            <w:r>
-              <w:t xml:space="preserve">2027 AI 협력의 해: 제안 주체, 11월 정상회의 채택 전망, 예상 결과물에 AI 인재·리터러시가 들어가는가</w:t>
-            </w:r>
-          </w:p>
-        </w:tc>
-        <w:tc>
-          <w:tcPr>
-            <w:tcW w:w="2340" w:type="dxa"/>
-          </w:tcPr>
-          <w:p>
-            <w:pPr/>
-            <w:r>
-              <w:t xml:space="preserve">중국 외교부, 주ASEAN 중국대표부</w:t>
-            </w:r>
-          </w:p>
-        </w:tc>
-        <w:tc>
-          <w:tcPr>
-            <w:tcW w:w="2340" w:type="dxa"/>
-          </w:tcPr>
-          <w:p>
-            <w:pPr/>
-            <w:r>
-              <w:t xml:space="preserve">C3</w:t>
-            </w:r>
-          </w:p>
-        </w:tc>
-      </w:tr>
-      <w:tr>
-        <w:tc>
-          <w:tcPr>
-            <w:tcW w:w="2340" w:type="dxa"/>
-          </w:tcPr>
-          <w:p>
-            <w:pPr/>
-            <w:r>
-              <w:t xml:space="preserve">8</w:t>
-            </w:r>
-          </w:p>
-        </w:tc>
-        <w:tc>
-          <w:tcPr>
-            <w:tcW w:w="2340" w:type="dxa"/>
-          </w:tcPr>
-          <w:p>
-            <w:pPr/>
-            <w:r>
-              <w:t xml:space="preserve">ASEAN–중국 협력기금(ACCF)의 우선 분야와 제안 절차, ASEAN 기구의 사업 수행 가능성</w:t>
-            </w:r>
-          </w:p>
-        </w:tc>
-        <w:tc>
-          <w:tcPr>
-            <w:tcW w:w="2340" w:type="dxa"/>
-          </w:tcPr>
-          <w:p>
-            <w:pPr/>
-            <w:r>
-              <w:t xml:space="preserve">주ASEAN 중국대표부, ASEAN 사무국</w:t>
-            </w:r>
-          </w:p>
-        </w:tc>
-        <w:tc>
-          <w:tcPr>
-            <w:tcW w:w="2340" w:type="dxa"/>
-          </w:tcPr>
-          <w:p>
-            <w:pPr/>
-            <w:r>
-              <w:t xml:space="preserve">C3</w:t>
-            </w:r>
-          </w:p>
-        </w:tc>
-      </w:tr>
-      <w:tr>
-        <w:tc>
-          <w:tcPr>
-            <w:tcW w:w="2340" w:type="dxa"/>
-          </w:tcPr>
-          <w:p>
-            <w:pPr/>
-            <w:r>
-              <w:t xml:space="preserve">9</w:t>
-            </w:r>
-          </w:p>
-        </w:tc>
-        <w:tc>
-          <w:tcPr>
-            <w:tcW w:w="2340" w:type="dxa"/>
-          </w:tcPr>
-          <w:p>
-            <w:pPr/>
-            <w:r>
-              <w:t xml:space="preserve">난닝 응용협력센터의 AI 사업 현장에 사용자 교육 요소가 있는가</w:t>
-            </w:r>
-          </w:p>
-        </w:tc>
-        <w:tc>
-          <w:tcPr>
-            <w:tcW w:w="2340" w:type="dxa"/>
-          </w:tcPr>
-          <w:p>
-            <w:pPr/>
-            <w:r>
-              <w:t xml:space="preserve">응용협력센터, 광시 측</w:t>
-            </w:r>
-          </w:p>
-        </w:tc>
-        <w:tc>
-          <w:tcPr>
-            <w:tcW w:w="2340" w:type="dxa"/>
-          </w:tcPr>
-          <w:p>
-            <w:pPr/>
-            <w:r>
-              <w:t xml:space="preserve">C2</w:t>
-            </w:r>
-          </w:p>
-        </w:tc>
-      </w:tr>
-      <w:tr>
-        <w:tc>
-          <w:tcPr>
-            <w:tcW w:w="2340" w:type="dxa"/>
-          </w:tcPr>
-          <w:p>
-            <w:pPr/>
-            <w:r>
-              <w:t xml:space="preserve">10</w:t>
-            </w:r>
-          </w:p>
-        </w:tc>
-        <w:tc>
-          <w:tcPr>
-            <w:tcW w:w="2340" w:type="dxa"/>
-          </w:tcPr>
-          <w:p>
-            <w:pPr/>
-            <w:r>
-              <w:t xml:space="preserve">AI 윤리·안전 협력 이니셔티브(2026.9)의 내용은 무엇이며, 사용자 AI 리터러시가 포함되는가</w:t>
-            </w:r>
-          </w:p>
-        </w:tc>
-        <w:tc>
-          <w:tcPr>
-            <w:tcW w:w="2340" w:type="dxa"/>
-          </w:tcPr>
-          <w:p>
-            <w:pPr/>
-            <w:r>
-              <w:t xml:space="preserve">국가발전개혁위원회, 참여 회원국</w:t>
-            </w:r>
-          </w:p>
-        </w:tc>
-        <w:tc>
-          <w:tcPr>
-            <w:tcW w:w="2340" w:type="dxa"/>
-          </w:tcPr>
-          <w:p>
-            <w:pPr/>
-            <w:r>
-              <w:t xml:space="preserve">B2</w:t>
-            </w:r>
-          </w:p>
-        </w:tc>
-      </w:tr>
-      <w:tr>
-        <w:tc>
-          <w:tcPr>
-            <w:tcW w:w="2340" w:type="dxa"/>
-          </w:tcPr>
-          <w:p>
-            <w:pPr/>
-            <w:r>
-              <w:t xml:space="preserve">11</w:t>
-            </w:r>
-          </w:p>
-        </w:tc>
-        <w:tc>
-          <w:tcPr>
-            <w:tcW w:w="2340" w:type="dxa"/>
-          </w:tcPr>
-          <w:p>
-            <w:pPr/>
-            <w:r>
-              <w:t xml:space="preserve">라오스 국가 언어모델과 ASEAN AI 오픈소스 커뮤니티의 참여 방식과 데이터 정책은</w:t>
-            </w:r>
-          </w:p>
-        </w:tc>
-        <w:tc>
-          <w:tcPr>
-            <w:tcW w:w="2340" w:type="dxa"/>
-          </w:tcPr>
-          <w:p>
-            <w:pPr/>
-            <w:r>
-              <w:t xml:space="preserve">국가발전개혁위원회·광시 측</w:t>
-            </w:r>
-          </w:p>
-        </w:tc>
-        <w:tc>
-          <w:tcPr>
-            <w:tcW w:w="2340" w:type="dxa"/>
-          </w:tcPr>
-          <w:p>
-            <w:pPr/>
-            <w:r>
-              <w:t xml:space="preserve">B3</w:t>
-            </w:r>
-          </w:p>
-        </w:tc>
-      </w:tr>
-      <w:tr>
-        <w:tc>
-          <w:tcPr>
-            <w:tcW w:w="2340" w:type="dxa"/>
-          </w:tcPr>
-          <w:p>
-            <w:pPr/>
-            <w:r>
-              <w:t xml:space="preserve">12</w:t>
-            </w:r>
-          </w:p>
-        </w:tc>
-        <w:tc>
-          <w:tcPr>
-            <w:tcW w:w="2340" w:type="dxa"/>
-          </w:tcPr>
-          <w:p>
-            <w:pPr/>
-            <w:r>
-              <w:t xml:space="preserve">CIIS는 라운드테이블 결과를 보고서나 정책 건의로 묶는가. 후속 공동 연구의 여지는</w:t>
-            </w:r>
-          </w:p>
-        </w:tc>
-        <w:tc>
-          <w:tcPr>
-            <w:tcW w:w="2340" w:type="dxa"/>
-          </w:tcPr>
-          <w:p>
-            <w:pPr/>
-            <w:r>
-              <w:t xml:space="preserve">CIIS 아태연구소</w:t>
-            </w:r>
-          </w:p>
-        </w:tc>
-        <w:tc>
-          <w:tcPr>
-            <w:tcW w:w="2340" w:type="dxa"/>
-          </w:tcPr>
-          <w:p>
-            <w:pPr/>
-            <w:r>
-              <w:t xml:space="preserve">A2, D1</w:t>
-            </w:r>
-          </w:p>
-        </w:tc>
-      </w:tr>
-      <w:tr>
-        <w:tc>
-          <w:tcPr>
-            <w:tcW w:w="2340" w:type="dxa"/>
-          </w:tcPr>
-          <w:p>
-            <w:pPr/>
-            <w:r>
-              <w:t xml:space="preserve">13</w:t>
-            </w:r>
-          </w:p>
-        </w:tc>
-        <w:tc>
-          <w:tcPr>
-            <w:tcW w:w="2340" w:type="dxa"/>
-          </w:tcPr>
-          <w:p>
-            <w:pPr/>
-            <w:r>
-              <w:t xml:space="preserve">중국 측은 ASEAN Foundation과 AI Ready ASEAN·AIM ASEAN을 어떻게 인식하는가(민간 재원, Google AI 도구 활용 포함)</w:t>
-            </w:r>
-          </w:p>
-        </w:tc>
-        <w:tc>
-          <w:tcPr>
-            <w:tcW w:w="2340" w:type="dxa"/>
-          </w:tcPr>
-          <w:p>
-            <w:pPr/>
-            <w:r>
-              <w:t xml:space="preserve">면담 상대 전반</w:t>
-            </w:r>
-          </w:p>
-        </w:tc>
-        <w:tc>
-          <w:tcPr>
-            <w:tcW w:w="2340" w:type="dxa"/>
-          </w:tcPr>
-          <w:p>
-            <w:pPr/>
-            <w:r>
-              <w:t xml:space="preserve">6장 리스크</w:t>
-            </w:r>
-          </w:p>
-        </w:tc>
-      </w:tr>
-      <w:tr>
-        <w:tc>
-          <w:tcPr>
-            <w:tcW w:w="2340" w:type="dxa"/>
-          </w:tcPr>
-          <w:p>
-            <w:pPr/>
-            <w:r>
-              <w:t xml:space="preserve">14</w:t>
-            </w:r>
-          </w:p>
-        </w:tc>
-        <w:tc>
-          <w:tcPr>
-            <w:tcW w:w="2340" w:type="dxa"/>
-          </w:tcPr>
-          <w:p>
-            <w:pPr/>
-            <w:r>
-              <w:t xml:space="preserve">혁신센터·광시 분소 연수에 연수 이후 지원(현장 적용 상담, 후속 과정)이 있는가. 성과는 무엇으로 측정하는가</w:t>
-            </w:r>
-          </w:p>
-        </w:tc>
-        <w:tc>
-          <w:tcPr>
-            <w:tcW w:w="2340" w:type="dxa"/>
-          </w:tcPr>
-          <w:p>
-            <w:pPr/>
-            <w:r>
-              <w:t xml:space="preserve">공업정보화부, 센터 운영 측</w:t>
-            </w:r>
-          </w:p>
-        </w:tc>
-        <w:tc>
-          <w:tcPr>
-            <w:tcW w:w="2340" w:type="dxa"/>
-          </w:tcPr>
-          <w:p>
-            <w:pPr/>
-            <w:r>
-              <w:t xml:space="preserve">D1, B4, C5</w:t>
-            </w:r>
-          </w:p>
-        </w:tc>
-      </w:tr>
-      <w:tr>
-        <w:tc>
-          <w:tcPr>
-            <w:tcW w:w="2340" w:type="dxa"/>
-          </w:tcPr>
-          <w:p>
-            <w:pPr/>
-            <w:r>
-              <w:t xml:space="preserve">15</w:t>
-            </w:r>
-          </w:p>
-        </w:tc>
-        <w:tc>
-          <w:tcPr>
-            <w:tcW w:w="2340" w:type="dxa"/>
-          </w:tcPr>
-          <w:p>
-            <w:pPr/>
-            <w:r>
-              <w:t xml:space="preserve">ASEAN–중국 AI 사례집(2026.9)의 작성 기준은 무엇이며, MSME 사례가 들어갈 여지가 있는가</w:t>
-            </w:r>
-          </w:p>
-        </w:tc>
-        <w:tc>
-          <w:tcPr>
-            <w:tcW w:w="2340" w:type="dxa"/>
-          </w:tcPr>
-          <w:p>
-            <w:pPr/>
-            <w:r>
-              <w:t xml:space="preserve">국가발전개혁위원회·광시 측</w:t>
-            </w:r>
-          </w:p>
-        </w:tc>
-        <w:tc>
-          <w:tcPr>
-            <w:tcW w:w="2340" w:type="dxa"/>
-          </w:tcPr>
-          <w:p>
-            <w:pPr/>
-            <w:r>
-              <w:t xml:space="preserve">A4</w:t>
-            </w:r>
-          </w:p>
-        </w:tc>
-      </w:tr>
-    </w:tbl>
+        <w:t xml:space="preserve">본문에 쓴 사실의 출처다. 공개 자료는 2026년 10월 14일 기준이며, 대외 인용 전에는 원문과 대조한다. 싱가포르 Convening 자료는 현지 이행 파트너의 내부 보고서이므로 공개 범위를 확인한 뒤 인용한다. 중국 관영 매체가 유일한 출처인 수치(응용협력센터 실적, 사례집)와 플랫폼·기업 조사(Lazada–Kantar)는 출처를 밝혀 인용한다.</w:t>
+      </w:r>
+    </w:p>
     <w:p>
       <w:pPr/>
       <w:r>
         <w:rPr>
           <w:b/>
         </w:rPr>
-        <w:t xml:space="preserve">방문 전 내부 점검</w:t>
+        <w:t xml:space="preserve">ASEAN–중국 AI 합의·기관</w:t>
       </w:r>
     </w:p>
     <w:p>
@@ -6787,149 +6030,6 @@
         <w:numPr>
           <w:ilvl w:val="0"/>
           <w:numId w:val="12"/>
-        </w:numPr>
-      </w:pPr>
-      <w:r>
-        <w:t xml:space="preserve">☐ Google.org·AVPN·ADB 약정의 AI 콘텐츠 공유·제3자 협력 허용 범위 확인</w:t>
-      </w:r>
-    </w:p>
-    <w:p>
-      <w:pPr>
-        <w:pStyle w:val="ListParagraph"/>
-        <w:numPr>
-          <w:ilvl w:val="0"/>
-          <w:numId w:val="12"/>
-        </w:numPr>
-      </w:pPr>
-      <w:r>
-        <w:t xml:space="preserve">☐ AIM ASEAN의 'Google AI 도구군 활용' 범위와 기술 중립 설명 문안 준비(싱가포르의 '모델 유형 단일 선호 없음' 기록 활용)</w:t>
-      </w:r>
-    </w:p>
-    <w:p>
-      <w:pPr>
-        <w:pStyle w:val="ListParagraph"/>
-        <w:numPr>
-          <w:ilvl w:val="0"/>
-          <w:numId w:val="12"/>
-        </w:numPr>
-      </w:pPr>
-      <w:r>
-        <w:t xml:space="preserve">☐ 싱가포르 후속 계획에서 재단이 맡을 역할(공통 성과 지표, 지역 공유 채널, 템플릿) 내부 합의, LIP 최종 보고서 확정 시점 확인</w:t>
-      </w:r>
-    </w:p>
-    <w:p>
-      <w:pPr>
-        <w:pStyle w:val="ListParagraph"/>
-        <w:numPr>
-          <w:ilvl w:val="0"/>
-          <w:numId w:val="12"/>
-        </w:numPr>
-      </w:pPr>
-      <w:r>
-        <w:t xml:space="preserve">☐ 싱가포르 사례(식품 제조사, 전직 중의사)의 비식별 공개 사용 가능 여부를 Project Asia Data에 확인</w:t>
-      </w:r>
-    </w:p>
-    <w:p>
-      <w:pPr>
-        <w:pStyle w:val="ListParagraph"/>
-        <w:numPr>
-          <w:ilvl w:val="0"/>
-          <w:numId w:val="12"/>
-        </w:numPr>
-      </w:pPr>
-      <w:r>
-        <w:t xml:space="preserve">☐ AI Class ASEAN의 라이선스 조건과 지원 언어 수(9개인가 10개인가) 확정</w:t>
-      </w:r>
-    </w:p>
-    <w:p>
-      <w:pPr>
-        <w:pStyle w:val="ListParagraph"/>
-        <w:numPr>
-          <w:ilvl w:val="0"/>
-          <w:numId w:val="12"/>
-        </w:numPr>
-      </w:pPr>
-      <w:r>
-        <w:t xml:space="preserve">☐ '도달', '심화 이수', '사업 통합' 등 성과 지표의 정의와 기준일 정리</w:t>
-      </w:r>
-    </w:p>
-    <w:p>
-      <w:pPr>
-        <w:pStyle w:val="ListParagraph"/>
-        <w:numPr>
-          <w:ilvl w:val="0"/>
-          <w:numId w:val="12"/>
-        </w:numPr>
-      </w:pPr>
-      <w:r>
-        <w:t xml:space="preserve">☐ AIM ASEAN 목표(10만 곳) 확정과 지역 누적 실적 확보, AI Ready ASEAN 2단계와 AIM ASEAN의 동티모르 포함 여부 확인</w:t>
-      </w:r>
-    </w:p>
-    <w:p>
-      <w:pPr>
-        <w:pStyle w:val="ListParagraph"/>
-        <w:numPr>
-          <w:ilvl w:val="0"/>
-          <w:numId w:val="12"/>
-        </w:numPr>
-      </w:pPr>
-      <w:r>
-        <w:t xml:space="preserve">☐ 필리핀·인도네시아 Convening 내부 보고서 확보</w:t>
-      </w:r>
-    </w:p>
-    <w:p>
-      <w:pPr>
-        <w:pStyle w:val="ListParagraph"/>
-        <w:numPr>
-          <w:ilvl w:val="0"/>
-          <w:numId w:val="12"/>
-        </w:numPr>
-      </w:pPr>
-      <w:r>
-        <w:t xml:space="preserve">☐ CIIS 발송일·의제·모더레이터 확인</w:t>
-      </w:r>
-    </w:p>
-    <w:p>
-      <w:pPr>
-        <w:pStyle w:val="ListParagraph"/>
-        <w:numPr>
-          <w:ilvl w:val="0"/>
-          <w:numId w:val="12"/>
-        </w:numPr>
-      </w:pPr>
-      <w:r>
-        <w:t xml:space="preserve">☐ ASEAN 사무국 관련 부서와 SOM-ED·ACCMSME 의장국에 방문 목적과 CIIS 발언 요지 사전 공유</w:t>
-      </w:r>
-    </w:p>
-    <w:p>
-      <w:pPr>
-        <w:pStyle w:val="Heading2"/>
-      </w:pPr>
-      <w:r>
-        <w:t xml:space="preserve">부록: 출처</w:t>
-      </w:r>
-    </w:p>
-    <w:p>
-      <w:pPr/>
-      <w:r>
-        <w:t xml:space="preserve">본문에 쓴 사실의 출처다. 공개 자료는 2026년 10월 14일 기준이며, 대외 인용 전에는 원문과 대조한다. 싱가포르 Convening 자료는 현지 이행 파트너의 내부 보고서이므로 공개 범위를 확인한 뒤 인용한다. 중국 관영 매체가 유일한 출처인 수치(응용협력센터 실적, 사례집)와 플랫폼·기업 조사(Lazada–Kantar)는 출처를 밝혀 인용한다.</w:t>
-      </w:r>
-    </w:p>
-    <w:p>
-      <w:pPr/>
-      <w:r>
-        <w:rPr>
-          <w:b/>
-        </w:rPr>
-        <w:t xml:space="preserve">ASEAN–중국 AI 합의·기관</w:t>
-      </w:r>
-    </w:p>
-    <w:p>
-      <w:pPr>
-        <w:pStyle w:val="ListParagraph"/>
-        <w:numPr>
-          <w:ilvl w:val="0"/>
-          <w:numId w:val="13"/>
         </w:numPr>
       </w:pPr>
       <w:hyperlink r:id="rId3" w:history="1">
@@ -6960,7 +6060,7 @@
         <w:pStyle w:val="ListParagraph"/>
         <w:numPr>
           <w:ilvl w:val="0"/>
-          <w:numId w:val="13"/>
+          <w:numId w:val="12"/>
         </w:numPr>
       </w:pPr>
       <w:hyperlink r:id="rId4" w:history="1">
@@ -6991,7 +6091,7 @@
         <w:pStyle w:val="ListParagraph"/>
         <w:numPr>
           <w:ilvl w:val="0"/>
-          <w:numId w:val="13"/>
+          <w:numId w:val="12"/>
         </w:numPr>
       </w:pPr>
       <w:hyperlink r:id="rId11" w:history="1">
@@ -7033,7 +6133,7 @@
         <w:pStyle w:val="ListParagraph"/>
         <w:numPr>
           <w:ilvl w:val="0"/>
-          <w:numId w:val="13"/>
+          <w:numId w:val="12"/>
         </w:numPr>
       </w:pPr>
       <w:hyperlink r:id="rId14" w:history="1">
@@ -7061,7 +6161,7 @@
         <w:pStyle w:val="ListParagraph"/>
         <w:numPr>
           <w:ilvl w:val="0"/>
-          <w:numId w:val="13"/>
+          <w:numId w:val="12"/>
         </w:numPr>
       </w:pPr>
       <w:hyperlink r:id="rId16" w:history="1">
@@ -7125,7 +6225,7 @@
         <w:pStyle w:val="ListParagraph"/>
         <w:numPr>
           <w:ilvl w:val="0"/>
-          <w:numId w:val="13"/>
+          <w:numId w:val="12"/>
         </w:numPr>
       </w:pPr>
       <w:hyperlink r:id="rId21" w:history="1">
@@ -7164,7 +6264,7 @@
         <w:pStyle w:val="ListParagraph"/>
         <w:numPr>
           <w:ilvl w:val="0"/>
-          <w:numId w:val="13"/>
+          <w:numId w:val="12"/>
         </w:numPr>
       </w:pPr>
       <w:r>
@@ -7215,7 +6315,7 @@
         <w:pStyle w:val="ListParagraph"/>
         <w:numPr>
           <w:ilvl w:val="0"/>
-          <w:numId w:val="14"/>
+          <w:numId w:val="13"/>
         </w:numPr>
       </w:pPr>
       <w:hyperlink r:id="rId7" w:history="1">
@@ -7246,7 +6346,7 @@
         <w:pStyle w:val="ListParagraph"/>
         <w:numPr>
           <w:ilvl w:val="0"/>
-          <w:numId w:val="14"/>
+          <w:numId w:val="13"/>
         </w:numPr>
       </w:pPr>
       <w:hyperlink r:id="rId28" w:history="1">
@@ -7277,7 +6377,7 @@
         <w:pStyle w:val="ListParagraph"/>
         <w:numPr>
           <w:ilvl w:val="0"/>
-          <w:numId w:val="14"/>
+          <w:numId w:val="13"/>
         </w:numPr>
       </w:pPr>
       <w:hyperlink r:id="rId30" w:history="1">
@@ -7297,7 +6397,7 @@
         <w:pStyle w:val="ListParagraph"/>
         <w:numPr>
           <w:ilvl w:val="0"/>
-          <w:numId w:val="14"/>
+          <w:numId w:val="13"/>
         </w:numPr>
       </w:pPr>
       <w:hyperlink r:id="rId31" w:history="1">
@@ -7328,7 +6428,7 @@
         <w:pStyle w:val="ListParagraph"/>
         <w:numPr>
           <w:ilvl w:val="0"/>
-          <w:numId w:val="14"/>
+          <w:numId w:val="13"/>
         </w:numPr>
       </w:pPr>
       <w:hyperlink r:id="rId33" w:history="1">
@@ -7368,7 +6468,7 @@
         <w:pStyle w:val="ListParagraph"/>
         <w:numPr>
           <w:ilvl w:val="0"/>
-          <w:numId w:val="15"/>
+          <w:numId w:val="14"/>
         </w:numPr>
       </w:pPr>
       <w:hyperlink r:id="rId35" w:history="1">
@@ -7399,7 +6499,7 @@
         <w:pStyle w:val="ListParagraph"/>
         <w:numPr>
           <w:ilvl w:val="0"/>
-          <w:numId w:val="15"/>
+          <w:numId w:val="14"/>
         </w:numPr>
       </w:pPr>
       <w:hyperlink r:id="rId6" w:history="1">
@@ -7419,7 +6519,7 @@
         <w:pStyle w:val="ListParagraph"/>
         <w:numPr>
           <w:ilvl w:val="0"/>
-          <w:numId w:val="15"/>
+          <w:numId w:val="14"/>
         </w:numPr>
       </w:pPr>
       <w:hyperlink r:id="rId36" w:history="1">
@@ -7447,7 +6547,7 @@
         <w:pStyle w:val="ListParagraph"/>
         <w:numPr>
           <w:ilvl w:val="0"/>
-          <w:numId w:val="15"/>
+          <w:numId w:val="14"/>
         </w:numPr>
       </w:pPr>
       <w:hyperlink r:id="rId38" w:history="1">
@@ -7476,7 +6576,7 @@
         <w:pStyle w:val="ListParagraph"/>
         <w:numPr>
           <w:ilvl w:val="0"/>
-          <w:numId w:val="16"/>
+          <w:numId w:val="15"/>
         </w:numPr>
       </w:pPr>
       <w:hyperlink r:id="rId39" w:history="1">
@@ -7518,7 +6618,7 @@
         <w:pStyle w:val="ListParagraph"/>
         <w:numPr>
           <w:ilvl w:val="0"/>
-          <w:numId w:val="16"/>
+          <w:numId w:val="15"/>
         </w:numPr>
       </w:pPr>
       <w:hyperlink r:id="rId42" w:history="1">
@@ -7549,7 +6649,7 @@
         <w:pStyle w:val="ListParagraph"/>
         <w:numPr>
           <w:ilvl w:val="0"/>
-          <w:numId w:val="16"/>
+          <w:numId w:val="15"/>
         </w:numPr>
       </w:pPr>
       <w:hyperlink r:id="rId44" w:history="1">
@@ -7588,7 +6688,7 @@
         <w:pStyle w:val="ListParagraph"/>
         <w:numPr>
           <w:ilvl w:val="0"/>
-          <w:numId w:val="16"/>
+          <w:numId w:val="15"/>
         </w:numPr>
       </w:pPr>
       <w:hyperlink r:id="rId47" w:history="1">
@@ -7605,7 +6705,7 @@
         <w:pStyle w:val="ListParagraph"/>
         <w:numPr>
           <w:ilvl w:val="0"/>
-          <w:numId w:val="16"/>
+          <w:numId w:val="15"/>
         </w:numPr>
       </w:pPr>
       <w:hyperlink r:id="rId48" w:history="1">
@@ -7634,7 +6734,7 @@
         <w:pStyle w:val="ListParagraph"/>
         <w:numPr>
           <w:ilvl w:val="0"/>
-          <w:numId w:val="17"/>
+          <w:numId w:val="16"/>
         </w:numPr>
       </w:pPr>
       <w:hyperlink r:id="rId49" w:history="1">
@@ -7684,7 +6784,7 @@
         <w:pStyle w:val="ListParagraph"/>
         <w:numPr>
           <w:ilvl w:val="0"/>
-          <w:numId w:val="17"/>
+          <w:numId w:val="16"/>
         </w:numPr>
       </w:pPr>
       <w:hyperlink r:id="rId53" w:history="1">
@@ -7712,7 +6812,7 @@
         <w:pStyle w:val="ListParagraph"/>
         <w:numPr>
           <w:ilvl w:val="0"/>
-          <w:numId w:val="17"/>
+          <w:numId w:val="16"/>
         </w:numPr>
       </w:pPr>
       <w:r>
@@ -7757,7 +6857,7 @@
         <w:pStyle w:val="ListParagraph"/>
         <w:numPr>
           <w:ilvl w:val="0"/>
-          <w:numId w:val="17"/>
+          <w:numId w:val="16"/>
         </w:numPr>
       </w:pPr>
       <w:hyperlink r:id="rId58" w:history="1">
@@ -7774,7 +6874,7 @@
         <w:pStyle w:val="ListParagraph"/>
         <w:numPr>
           <w:ilvl w:val="0"/>
-          <w:numId w:val="17"/>
+          <w:numId w:val="16"/>
         </w:numPr>
       </w:pPr>
       <w:hyperlink r:id="rId59" w:history="1">
@@ -7833,7 +6933,7 @@
         <w:pStyle w:val="ListParagraph"/>
         <w:numPr>
           <w:ilvl w:val="0"/>
-          <w:numId w:val="18"/>
+          <w:numId w:val="17"/>
         </w:numPr>
       </w:pPr>
       <w:r>
@@ -7845,7 +6945,7 @@
         <w:pStyle w:val="ListParagraph"/>
         <w:numPr>
           <w:ilvl w:val="0"/>
-          <w:numId w:val="18"/>
+          <w:numId w:val="17"/>
         </w:numPr>
       </w:pPr>
       <w:r>
@@ -8094,9 +7194,6 @@
     <w:abstractNumId w:val="0"/>
   </w:num>
   <w:num w:numId="17">
-    <w:abstractNumId w:val="0"/>
-  </w:num>
-  <w:num w:numId="18">
     <w:abstractNumId w:val="0"/>
   </w:num>
 </w:numbering>

--- a/research-asean-china-ai-ko.docx
+++ b/research-asean-china-ai-ko.docx
@@ -42,16 +42,16 @@
         <w:t xml:space="preserve">권고</w:t>
       </w:r>
       <w:r>
-        <w:t xml:space="preserve">: ASEAN–중국 AI 협력에서 ASEAN Foundation이 맡을 자리는 'AI를 쓰는 사람과 기업'의 역량, 그중에서도 </w:t>
+        <w:t xml:space="preserve">: ASEAN–중국 AI 협력에서 ASEAN Foundation의 자리는 AI를 쓰는 사람과 기업, 그중에서도 </w:t>
       </w:r>
       <w:r>
         <w:rPr>
           <w:b/>
         </w:rPr>
-        <w:t xml:space="preserve">연수가 끝난 뒤 실제 활용으로 이어지는 구간</w:t>
-      </w:r>
-      <w:r>
-        <w:t xml:space="preserve">이다. 이번 방문의 1순위는 MSME 트랙이다. CIIS 라운드테이블 발언(A3)으로 시작해, 싱가포르 LIP 최종 보고서가 핵심 요약으로 정리한 세 가지(연수를 실행으로 잇기, AI-bilingual 팀 구축, 책임 있는 사용과 사업 성과 측정)를 재단의 기여 방향으로 제시한다. 교사 트랙(C1)은 구조적으로 중요하지만, 중국 측 Smart Education의 교사 포함 여부를 확인하고 SOM-ED에 보고한 뒤 추진하는 조건부 과제로 둔다.</w:t>
+        <w:t xml:space="preserve">연수가 실제 활용으로 이어지는 구간</w:t>
+      </w:r>
+      <w:r>
+        <w:t xml:space="preserve">이다. 이번 방문의 1순위는 MSME 트랙이다. CIIS 라운드테이블 발언(A3)으로 시작해, 싱가포르 현지 이행 파트너(LIP) 최종 보고서의 핵심 요약 세 가지(연수를 실행으로 잇기, AI-bilingual 팀 구축, 책임 있는 사용과 사업 성과 측정)를 재단의 기여 방향으로 제시한다. 교사 트랙(C1)은 중국 측 Smart Education의 교사 포함 여부를 확인하고 SOM-ED에 보고한 뒤 추진한다. 어느 옵션이든 재원 제공자의 허용 범위를 먼저 확인해야 하며, 다음 분기점은 2026년 11월 마닐라 정상회의다.</w:t>
       </w:r>
     </w:p>
     <w:p>
@@ -69,7 +69,7 @@
         <w:t xml:space="preserve">ASEAN–중국 AI 협력은 AI의 거의 전 층위로 넓어졌다.</w:t>
       </w:r>
       <w:r>
-        <w:t xml:space="preserve"> 거버넌스(AI 장관급 라운드테이블, 2026년 9월 ASEAN 대상 AI 윤리·안전 협력 이니셔티브), 산업 응용(베이징 AI 산업혁신센터, 난닝 AI 응용협력센터, 사례집 31건), 인재(과학기술부 3개년 계획, 혁신센터 연수. 중국이 개도국 전체에 제시한 AI 연수·세미나 5,000건의 ASEAN 몫은 미확인), 언어·데이터(라오스 국가 언어모델, ASEAN AI 오픈소스 커뮤니티)까지 갖추었다. 다만 인재 사업은 건수와 대상으로만 제시되고, 연수 이후의 활용을 어떻게 지원하고 측정하는지는 공개되지 않았다.</w:t>
+        <w:t xml:space="preserve"> 거버넌스(AI 장관급 라운드테이블, 2026년 9월 AI 윤리·안전 협력 이니셔티브), 산업 응용(베이징 AI 산업혁신센터, 난닝 AI 응용협력센터), 인재(과학기술부 3개년 계획, 개도국 대상 AI 연수·세미나 5,000건. ASEAN 몫은 미확인), 언어·데이터까지 갖추었다. 다만 인재 사업은 건수로만 제시되고, 연수 이후의 활용을 어떻게 지원하고 측정하는지는 공개되지 않았다.</w:t>
       </w:r>
     </w:p>
     <w:p>
@@ -87,7 +87,7 @@
         <w:t xml:space="preserve">비어 있는 것은 'AI를 쓰는 층'과 '연수 이후'다.</w:t>
       </w:r>
       <w:r>
-        <w:t xml:space="preserve"> 교사·시민·MSME 대상으로는 중국 기업·플랫폼의 AI 교육과 대상이 공개되지 않은 Smart Education이 있을 뿐, ASEAN이 주도하는 기술 중립적 AI 역량 사업은 협력에 연결되어 있지 않다. 학생의 72.4%, 교육자의 70.5%는 AI 강좌를 들은 적이 없다. 싱가포르 Convening은 정책·지원 환경이 탄탄한 싱가포르에서도 인식·실험·적용·확산 사이에서 지원이 끊기기 쉽다고 진단했다. 별도로 IMDA 집계로는 싱가포르의 2025년 AI 도입률이 중소기업 23.4%, 그 외 기업 70.4%다(Convening은 기업 규모별 도입률을 다루지 않았다).</w:t>
+        <w:t xml:space="preserve"> 교사·시민·MSME를 위한 ASEAN 주도의 기술 중립적 AI 역량 사업은 협력에 연결되어 있지 않다. 학생의 72.4%, 교육자의 70.5%는 AI 강좌를 들은 적이 없다. 싱가포르 Convening은 정책 지원이 탄탄한 싱가포르에서도 인식·실험·적용·확산 사이에서 지원이 끊기기 쉽다고 진단했다. 싱가포르의 2025년 AI 도입률은 중소기업 23.4%, 그 외 기업 70.4%다(IMDA).</w:t>
       </w:r>
     </w:p>
     <w:p>
@@ -102,31 +102,10 @@
         <w:rPr>
           <w:b/>
         </w:rPr>
-        <w:t xml:space="preserve">재단은 이 구간에 쓸 자산을 갖추었고, 맡을 역할도 파트너 권고로 제시되어 있다(합의 전).</w:t>
-      </w:r>
-      <w:r>
-        <w:t xml:space="preserve"> 전달망(Master Trainer 3,000명 이상, 현지 파트너), 근거(AI 준비도 연구, Convening 기록), 그리고 싱가포르 파트너가 재단에 권고한 역할(현지 파트너가 조정해 쓰는 공통 '연수 이후 경로', 공통 성과 지표, 지역 사례 교류)이다. 모델 시험 같은 공급 측 AI 안전 대책에, 사용자가 일상 결정에서 AI를 책임 있게 쓰는 역량이라는 수요 측 대책을 짝짓는 논리가 가장 설득력 있다.</w:t>
-      </w:r>
-    </w:p>
-    <w:p>
-      <w:pPr/>
-      <w:r>
-        <w:rPr>
-          <w:b/>
-        </w:rPr>
-        <w:t xml:space="preserve">선행 조건</w:t>
-      </w:r>
-      <w:r>
-        <w:t xml:space="preserve">은 재원 제공자(Google.org·AVPN·ADB)의 허용 범위 확인, ASEAN 소유·회원국 경유·개방형·기술 중립 원칙의 명시, 그리고 싱가포르 후속 과제에서 재단이 맡을 역할에 대한 내부 합의와 LIP·파트너와의 합의다. </w:t>
-      </w:r>
-      <w:r>
-        <w:rPr>
-          <w:b/>
-        </w:rPr>
-        <w:t xml:space="preserve">다음 분기점</w:t>
-      </w:r>
-      <w:r>
-        <w:t xml:space="preserve">은 2026년 11월 마닐라 정상회의다. 2027 ASEAN–중국 AI 협력의 해 채택 여부와, 의장국 필리핀이 추진하는 'AI 기반 MSME 성장' 정상 선언이 걸려 있다.</w:t>
+        <w:t xml:space="preserve">재단은 이 구간에 쓸 자산을 갖추었다.</w:t>
+      </w:r>
+      <w:r>
+        <w:t xml:space="preserve"> 전달망(Master Trainer 3,000명 이상, 현지 파트너), 근거(AI 준비도 연구, Convening 기록), 그리고 싱가포르 파트너가 권고한 역할(공통 '연수 이후 경로', 공통 성과 지표, 지역 사례 교류. 합의 전)이다. 모델 시험 같은 공급 측 AI 안전 대책에, 사용자가 AI를 책임 있게 쓰는 역량이라는 수요 측 대책을 짝짓는 논리가 가장 설득력 있다.</w:t>
       </w:r>
     </w:p>
     <w:p>
@@ -1076,104 +1055,6 @@
       </w:r>
       <w:r>
         <w:t xml:space="preserve"> 이 결과가 중요한 이유는 세 가지다. 첫째, 정책과 지원이 탄탄한 생태계에서도 병목이 '연수 이후'에 있다는 점을 현장 기록으로 보여 준다. 둘째, 재단이 맡을 역할(공통 경로, 성과 지표, 사례 교류)이 파트너 권고로 제시되어 있어(합의 전), 중국 측에 내놓을 기여가 추상적 제안이 아니라 파트너가 이미 제안해 둔 후속 과제와 이어진다. 셋째, 모델 유형에 대한 단일 선호가 없었다는 기록은 기술 중립 원칙의 현장 근거다. 다만 보고서도 짚었듯 싱가포르는 제도 생태계가 탄탄하고 국토가 작다. 일반화는 인도네시아 등 다른 나라의 결과와 함께 해야 한다.</w:t>
-      </w:r>
-    </w:p>
-    <w:p>
-      <w:pPr>
-        <w:pStyle w:val="Heading3"/>
-      </w:pPr>
-      <w:r>
-        <w:t xml:space="preserve">2.5 한계: 외부에 제시하기 전에 정리할 점</w:t>
-      </w:r>
-    </w:p>
-    <w:p>
-      <w:pPr>
-        <w:pStyle w:val="ListParagraph"/>
-        <w:numPr>
-          <w:ilvl w:val="0"/>
-          <w:numId w:val="5"/>
-        </w:numPr>
-      </w:pPr>
-      <w:r>
-        <w:rPr>
-          <w:b/>
-        </w:rPr>
-        <w:t xml:space="preserve">도달과 학습 성과의 구분</w:t>
-      </w:r>
-      <w:r>
-        <w:t xml:space="preserve">: '500만 명 도달'과 '10만 명 심화 이수'는 다른 지표다. 1단계는 Master Trainer를 통한 심화 교육 80만 명을 목표로 했다. 두 수치의 정의가 같은지 확인해야 하며, 정의가 모호하면 상대측은 성과 전체를 할인해 읽는다. 싱가포르 LIP 보고서도 지역 보고에서 도달, 사업 통합, 검증된 성과를 구분하라고 권고했다.</w:t>
-      </w:r>
-    </w:p>
-    <w:p>
-      <w:pPr>
-        <w:pStyle w:val="ListParagraph"/>
-        <w:numPr>
-          <w:ilvl w:val="0"/>
-          <w:numId w:val="5"/>
-        </w:numPr>
-      </w:pPr>
-      <w:r>
-        <w:rPr>
-          <w:b/>
-        </w:rPr>
-        <w:t xml:space="preserve">대상의 이동</w:t>
-      </w:r>
-      <w:r>
-        <w:t xml:space="preserve">: AI Ready ASEAN 2단계는 교사·대학 중심이다. 학부모와 취약계층의 AI 리터러시는 1단계의 유산(콘텐츠, 트레이너)으로 남는다.</w:t>
-      </w:r>
-    </w:p>
-    <w:p>
-      <w:pPr>
-        <w:pStyle w:val="ListParagraph"/>
-        <w:numPr>
-          <w:ilvl w:val="0"/>
-          <w:numId w:val="5"/>
-        </w:numPr>
-      </w:pPr>
-      <w:r>
-        <w:rPr>
-          <w:b/>
-        </w:rPr>
-        <w:t xml:space="preserve">회원국 범위</w:t>
-      </w:r>
-      <w:r>
-        <w:t xml:space="preserve">: 두 사업 모두 10개 회원국 기준으로 설계되었다. 2025년 10월 동티모르가 11번째 회원국이 되었으나, 테툼어 AI 콘텐츠나 현지 파트너는 확인되지 않는다.</w:t>
-      </w:r>
-    </w:p>
-    <w:p>
-      <w:pPr>
-        <w:pStyle w:val="ListParagraph"/>
-        <w:numPr>
-          <w:ilvl w:val="0"/>
-          <w:numId w:val="5"/>
-        </w:numPr>
-      </w:pPr>
-      <w:r>
-        <w:rPr>
-          <w:b/>
-        </w:rPr>
-        <w:t xml:space="preserve">재원과 AI 도구의 중립성</w:t>
-      </w:r>
-      <w:r>
-        <w:t xml:space="preserve">: 민간 재단과 기금에 기대고 있고, AIM ASEAN 현지 파트너 발표(2025.10)에는 'Google의 AI 도구군 활용' 문구가 있다. 중국 측 협력에서는 어떤 AI 도구로 가르치는가가 첫 질문이 될 수 있다(6장).</w:t>
-      </w:r>
-    </w:p>
-    <w:p>
-      <w:pPr>
-        <w:pStyle w:val="ListParagraph"/>
-        <w:numPr>
-          <w:ilvl w:val="0"/>
-          <w:numId w:val="5"/>
-        </w:numPr>
-      </w:pPr>
-      <w:r>
-        <w:rPr>
-          <w:b/>
-        </w:rPr>
-        <w:t xml:space="preserve">내부 자료의 공개 범위</w:t>
-      </w:r>
-      <w:r>
-        <w:t xml:space="preserve">: 싱가포르 결과의 구조화된 근거는 LIP 내부 보고서다(최종본 제출일 미확정, 참석자 실명과 행사 예산 포함). 대외 문서와 발언에서는 공개 보도자료 범위나 비식별 요약으로만 쓴다.</w:t>
       </w:r>
     </w:p>
     <w:p>
@@ -2078,7 +1959,7 @@
         <w:pStyle w:val="ListParagraph"/>
         <w:numPr>
           <w:ilvl w:val="0"/>
-          <w:numId w:val="6"/>
+          <w:numId w:val="5"/>
         </w:numPr>
       </w:pPr>
       <w:r>
@@ -2096,7 +1977,7 @@
         <w:pStyle w:val="ListParagraph"/>
         <w:numPr>
           <w:ilvl w:val="0"/>
-          <w:numId w:val="6"/>
+          <w:numId w:val="5"/>
         </w:numPr>
       </w:pPr>
       <w:r>
@@ -2114,7 +1995,7 @@
         <w:pStyle w:val="ListParagraph"/>
         <w:numPr>
           <w:ilvl w:val="0"/>
-          <w:numId w:val="6"/>
+          <w:numId w:val="5"/>
         </w:numPr>
       </w:pPr>
       <w:r>
@@ -2132,7 +2013,7 @@
         <w:pStyle w:val="ListParagraph"/>
         <w:numPr>
           <w:ilvl w:val="0"/>
-          <w:numId w:val="6"/>
+          <w:numId w:val="5"/>
         </w:numPr>
       </w:pPr>
       <w:r>
@@ -3079,7 +2960,7 @@
         <w:pStyle w:val="ListParagraph"/>
         <w:numPr>
           <w:ilvl w:val="0"/>
-          <w:numId w:val="7"/>
+          <w:numId w:val="6"/>
         </w:numPr>
       </w:pPr>
       <w:r>
@@ -3097,7 +2978,7 @@
         <w:pStyle w:val="ListParagraph"/>
         <w:numPr>
           <w:ilvl w:val="0"/>
-          <w:numId w:val="7"/>
+          <w:numId w:val="6"/>
         </w:numPr>
       </w:pPr>
       <w:r>
@@ -3115,7 +2996,7 @@
         <w:pStyle w:val="ListParagraph"/>
         <w:numPr>
           <w:ilvl w:val="0"/>
-          <w:numId w:val="7"/>
+          <w:numId w:val="6"/>
         </w:numPr>
       </w:pPr>
       <w:r>
@@ -3465,7 +3346,7 @@
         <w:pStyle w:val="ListParagraph"/>
         <w:numPr>
           <w:ilvl w:val="0"/>
-          <w:numId w:val="8"/>
+          <w:numId w:val="7"/>
         </w:numPr>
       </w:pPr>
       <w:r>
@@ -3477,294 +3358,13 @@
         <w:pStyle w:val="ListParagraph"/>
         <w:numPr>
           <w:ilvl w:val="0"/>
-          <w:numId w:val="8"/>
+          <w:numId w:val="7"/>
         </w:numPr>
       </w:pPr>
       <w:r>
         <w:t xml:space="preserve">ASEAN 기업자문위원회(ASEAN-BAC) 관계자는 사기범이 딥페이크와 음성 복제로 고객·거래처를 사칭하므로 MSME가 특히 취약하다고 경고했다(Eco-Business 보도). 같은 보도는 Interpol 자료를 인용해 아시아·태평양의 딥페이크 관련 사기가 2022–2023년 1,500% 이상 늘었다고 전한다.</w:t>
       </w:r>
     </w:p>
-    <w:p>
-      <w:pPr>
-        <w:pStyle w:val="Heading3"/>
-      </w:pPr>
-      <w:r>
-        <w:t xml:space="preserve">4.4 반론 검토</w:t>
-      </w:r>
-    </w:p>
-    <w:tbl>
-      <w:tblPr>
-        <w:tblStyle w:val="TableGrid"/>
-        <w:tblW w:w="0" w:type="auto"/>
-        <w:tblLayout w:type="fixed"/>
-        <w:tblLook w:val="04A0" w:firstRow="1" w:lastRow="0" w:firstColumn="0" w:lastColumn="0" w:noHBand="0" w:noVBand="1"/>
-      </w:tblPr>
-      <w:tblGrid>
-        <w:gridCol w:w="3120"/>
-        <w:gridCol w:w="3120"/>
-        <w:gridCol w:w="3120"/>
-      </w:tblGrid>
-      <w:tr>
-        <w:trPr>
-          <w:tblHeader/>
-        </w:trPr>
-        <w:tc>
-          <w:tcPr>
-            <w:tcW w:w="3120" w:type="dxa"/>
-            <w:shd w:val="clear" w:color="auto" w:fill="F2F2F2"/>
-          </w:tcPr>
-          <w:p>
-            <w:pPr/>
-            <w:r>
-              <w:t xml:space="preserve">예상 반론</w:t>
-            </w:r>
-          </w:p>
-        </w:tc>
-        <w:tc>
-          <w:tcPr>
-            <w:tcW w:w="3120" w:type="dxa"/>
-            <w:shd w:val="clear" w:color="auto" w:fill="F2F2F2"/>
-          </w:tcPr>
-          <w:p>
-            <w:pPr/>
-            <w:r>
-              <w:t xml:space="preserve">검토</w:t>
-            </w:r>
-          </w:p>
-        </w:tc>
-        <w:tc>
-          <w:tcPr>
-            <w:tcW w:w="3120" w:type="dxa"/>
-            <w:shd w:val="clear" w:color="auto" w:fill="F2F2F2"/>
-          </w:tcPr>
-          <w:p>
-            <w:pPr/>
-            <w:r>
-              <w:t xml:space="preserve">논지 수정</w:t>
-            </w:r>
-          </w:p>
-        </w:tc>
-      </w:tr>
-      <w:tr>
-        <w:tc>
-          <w:tcPr>
-            <w:tcW w:w="3120" w:type="dxa"/>
-          </w:tcPr>
-          <w:p>
-            <w:pPr/>
-            <w:r>
-              <w:t xml:space="preserve">중국 기업·플랫폼이 이미 AI 교육을 한다</w:t>
-            </w:r>
-          </w:p>
-        </w:tc>
-        <w:tc>
-          <w:tcPr>
-            <w:tcW w:w="3120" w:type="dxa"/>
-          </w:tcPr>
-          <w:p>
-            <w:pPr/>
-            <w:r>
-              <w:t xml:space="preserve">맞다. Huawei Seeds for the Future·TECH4ALL, 플랫폼별 판매자 교육, 광시·구이저우의 직업교육 거점이 있다. 재단도 Huawei와 ASEAN Seeds for the Future를 운영했다(2021 MoU). 다만 공급자별로 분절되어 있고 ASEAN 공통 기준을 전제하지 않는다. 재단 사업도 Google의 AI 도구군을 쓰므로(2.5) 같은 비판을 받을 수 있다</w:t>
-            </w:r>
-          </w:p>
-        </w:tc>
-        <w:tc>
-          <w:tcPr>
-            <w:tcW w:w="3120" w:type="dxa"/>
-          </w:tcPr>
-          <w:p>
-            <w:pPr/>
-            <w:r>
-              <w:t xml:space="preserve">'부재'가 아니라 'ASEAN 주도·기술 중립 공공재의 부재'로 정의. 기술 중립 원칙을 재단 스스로 먼저 명시</w:t>
-            </w:r>
-          </w:p>
-        </w:tc>
-      </w:tr>
-      <w:tr>
-        <w:tc>
-          <w:tcPr>
-            <w:tcW w:w="3120" w:type="dxa"/>
-          </w:tcPr>
-          <w:p>
-            <w:pPr/>
-            <w:r>
-              <w:t xml:space="preserve">5,000건 AI 연수와 Smart Education이 이 층을 다룰 것이다</w:t>
-            </w:r>
-          </w:p>
-        </w:tc>
-        <w:tc>
-          <w:tcPr>
-            <w:tcW w:w="3120" w:type="dxa"/>
-          </w:tcPr>
-          <w:p>
-            <w:pPr/>
-            <w:r>
-              <w:t xml:space="preserve">가능하다. 세부가 공개되지 않아 단정할 수 없다. 교사 AI 연수로 구체화되면 AI Ready ASEAN 2단계와 같은 학교를 겨냥할 수 있다</w:t>
-            </w:r>
-          </w:p>
-        </w:tc>
-        <w:tc>
-          <w:tcPr>
-            <w:tcW w:w="3120" w:type="dxa"/>
-          </w:tcPr>
-          <w:p>
-            <w:pPr/>
-            <w:r>
-              <w:t xml:space="preserve">중복 방지와 상호 보완 자체가 협의 의제가 된다</w:t>
-            </w:r>
-          </w:p>
-        </w:tc>
-      </w:tr>
-      <w:tr>
-        <w:tc>
-          <w:tcPr>
-            <w:tcW w:w="3120" w:type="dxa"/>
-          </w:tcPr>
-          <w:p>
-            <w:pPr/>
-            <w:r>
-              <w:t xml:space="preserve">AI 리터러시와 MSME 지원은 회원국 국내 정책이다</w:t>
-            </w:r>
-          </w:p>
-        </w:tc>
-        <w:tc>
-          <w:tcPr>
-            <w:tcW w:w="3120" w:type="dxa"/>
-          </w:tcPr>
-          <w:p>
-            <w:pPr/>
-            <w:r>
-              <w:t xml:space="preserve">맞다. 교육은 회원국 주권 영역이고, MSME 정책도 회원국 주무 부처 소관이다</w:t>
-            </w:r>
-          </w:p>
-        </w:tc>
-        <w:tc>
-          <w:tcPr>
-            <w:tcW w:w="3120" w:type="dxa"/>
-          </w:tcPr>
-          <w:p>
-            <w:pPr/>
-            <w:r>
-              <w:t xml:space="preserve">SOM-ED·ACCMSME 승인과 회원국 조율 구조를 진입 경로로 제시</w:t>
-            </w:r>
-          </w:p>
-        </w:tc>
-      </w:tr>
-      <w:tr>
-        <w:tc>
-          <w:tcPr>
-            <w:tcW w:w="3120" w:type="dxa"/>
-          </w:tcPr>
-          <w:p>
-            <w:pPr/>
-            <w:r>
-              <w:t xml:space="preserve">AI 인프라와 산업 배치가 먼저다</w:t>
-            </w:r>
-          </w:p>
-        </w:tc>
-        <w:tc>
-          <w:tcPr>
-            <w:tcW w:w="3120" w:type="dxa"/>
-          </w:tcPr>
-          <w:p>
-            <w:pPr/>
-            <w:r>
-              <w:t xml:space="preserve">순서 논리는 타당하다. 그러나 배치가 늘수록 사용자 역량 부족은 낮은 활용률, 딥페이크 사기, 허위정보로 돌아온다. 싱가포르조차 중소기업 도입률이 23.4%다</w:t>
-            </w:r>
-          </w:p>
-        </w:tc>
-        <w:tc>
-          <w:tcPr>
-            <w:tcW w:w="3120" w:type="dxa"/>
-          </w:tcPr>
-          <w:p>
-            <w:pPr/>
-            <w:r>
-              <w:t xml:space="preserve">사용자 역량을 AI 투자의 회수 조건이자 AI 안전의 수요 측 대책으로 제시</w:t>
-            </w:r>
-          </w:p>
-        </w:tc>
-      </w:tr>
-      <w:tr>
-        <w:tc>
-          <w:tcPr>
-            <w:tcW w:w="3120" w:type="dxa"/>
-          </w:tcPr>
-          <w:p>
-            <w:pPr/>
-            <w:r>
-              <w:t xml:space="preserve">연수 인원은 이미 충분하고, 필요한 것은 고급 인재다</w:t>
-            </w:r>
-          </w:p>
-        </w:tc>
-        <w:tc>
-          <w:tcPr>
-            <w:tcW w:w="3120" w:type="dxa"/>
-          </w:tcPr>
-          <w:p>
-            <w:pPr/>
-            <w:r>
-              <w:t xml:space="preserve">고급 인재는 공식 트랙이 다룬다. 문제는 인원이 아니라 역량 변화와 지속적 활용이 측정되지 않는다는 점이다. 연구는 자기평가와 실측 역량의 격차를, 싱가포르 Convening은 연수와 사업 통합의 단절을 보여 준다</w:t>
-            </w:r>
-          </w:p>
-        </w:tc>
-        <w:tc>
-          <w:tcPr>
-            <w:tcW w:w="3120" w:type="dxa"/>
-          </w:tcPr>
-          <w:p>
-            <w:pPr/>
-            <w:r>
-              <w:t xml:space="preserve">지속적 활용·사업 성과 측정(D1)을 기여 항목으로 제시</w:t>
-            </w:r>
-          </w:p>
-        </w:tc>
-      </w:tr>
-      <w:tr>
-        <w:tc>
-          <w:tcPr>
-            <w:tcW w:w="3120" w:type="dxa"/>
-          </w:tcPr>
-          <w:p>
-            <w:pPr/>
-            <w:r>
-              <w:t xml:space="preserve">싱가포르는 예외적으로 앞선 사례라 일반화할 수 없다</w:t>
-            </w:r>
-          </w:p>
-        </w:tc>
-        <w:tc>
-          <w:tcPr>
-            <w:tcW w:w="3120" w:type="dxa"/>
-          </w:tcPr>
-          <w:p>
-            <w:pPr/>
-            <w:r>
-              <w:t xml:space="preserve">맞다. 제도 생태계가 탄탄하고 국토가 작다(보고서도 명시). 그러나 그런 곳에서도 연수와 활용 사이가 끊긴다면, 지원이 얇은 곳의 단절은 더 클 가능성이 높다 </w:t>
-            </w:r>
-            <w:r>
-              <w:rPr>
-                <w:b/>
-              </w:rPr>
-              <w:t xml:space="preserve">[판단]</w:t>
-            </w:r>
-            <w:r>
-              <w:t xml:space="preserve">. 인도네시아는 리터러시 격차라는 다른 장벽을 보였다</w:t>
-            </w:r>
-          </w:p>
-        </w:tc>
-        <w:tc>
-          <w:tcPr>
-            <w:tcW w:w="3120" w:type="dxa"/>
-          </w:tcPr>
-          <w:p>
-            <w:pPr/>
-            <w:r>
-              <w:t xml:space="preserve">같은 프로그램의 복제가 아니라 공통 경로(인식 → 저위험 도입 → 공정 전환)를 각국이 조정하는 방식으로 제시. 싱가포르 근거는 인도네시아 등과 함께 쓴다</w:t>
-            </w:r>
-          </w:p>
-        </w:tc>
-      </w:tr>
-    </w:tbl>
     <w:p>
       <w:pPr/>
       <w:r>
@@ -3774,7 +3374,7 @@
         <w:t xml:space="preserve">[판단]</w:t>
       </w:r>
       <w:r>
-        <w:t xml:space="preserve"> 공백은 세 가지다. 대상층의 공백(교사·시민·MSME의 AI 활용 역량), 단계의 공백(연수 이후 적용·확산의 지원과 측정), 조정의 공백(중국 측 분산 AI 채널과 ASEAN 측 기존 AI 사업 사이)이다. 양측 모두 AI 안전을 주요 의제로 삼고 있는 만큼(ASEAN AI Safe, 2026년 9월 AI 윤리·안전 협력 이니셔티브), 모델 시험·표준 같은 공급 측 대책에 사용자의 AI 리터러시와 책임 있는 활용이라는 수요 측 대책을 짝짓는 논리가 가장 설득력 있다. 산업을 다루는 CIIS 세션에서는 MSME의 '연수 이후'가 이 공백을 보여 주는 가장 구체적인 사례다. 교사·시민 층은 교육 트랙에서, MSME 층은 산업 트랙에서 같은 논리로 제기한다.</w:t>
+        <w:t xml:space="preserve"> 공백은 세 가지다. 대상층(교사·시민·MSME의 AI 활용 역량), 단계(연수 이후 적용·확산의 지원과 측정), 조정(중국 측의 분산된 AI 채널과 ASEAN 측 기존 사업 사이)이다. 산업을 다루는 CIIS 세션에서는 MSME의 '연수 이후'가 이 공백을 가장 구체적으로 보여 준다.</w:t>
       </w:r>
     </w:p>
     <w:p>
@@ -3834,127 +3434,17 @@
       </w:r>
     </w:p>
     <w:p>
+      <w:pPr/>
+      <w:r>
+        <w:t xml:space="preserve">모든 옵션은 ASEAN 소유, 회원국 경유, 다른 대화상대국에 대한 개방, 기술 중립을 원칙으로 한다. 학습자 데이터는 제공하지 않으며, AI 표준·규범에 대한 ASEAN 입장은 밝히지 않는다.</w:t>
+      </w:r>
+    </w:p>
+    <w:p>
       <w:pPr>
         <w:pStyle w:val="Heading3"/>
       </w:pPr>
       <w:r>
-        <w:t xml:space="preserve">5.1 기여의 원칙</w:t>
-      </w:r>
-    </w:p>
-    <w:p>
-      <w:pPr>
-        <w:pStyle w:val="ListParagraph"/>
-        <w:numPr>
-          <w:ilvl w:val="0"/>
-          <w:numId w:val="9"/>
-        </w:numPr>
-      </w:pPr>
-      <w:r>
-        <w:rPr>
-          <w:b/>
-        </w:rPr>
-        <w:t xml:space="preserve">ASEAN 소유</w:t>
-      </w:r>
-      <w:r>
-        <w:t xml:space="preserve">: AI 교육 콘텐츠, 트레이너 네트워크, AI 준비도 데이터의 소유와 브랜드는 ASEAN 측에 둔다.</w:t>
-      </w:r>
-    </w:p>
-    <w:p>
-      <w:pPr>
-        <w:pStyle w:val="ListParagraph"/>
-        <w:numPr>
-          <w:ilvl w:val="0"/>
-          <w:numId w:val="9"/>
-        </w:numPr>
-      </w:pPr>
-      <w:r>
-        <w:rPr>
-          <w:b/>
-        </w:rPr>
-        <w:t xml:space="preserve">회원국 경유</w:t>
-      </w:r>
-      <w:r>
-        <w:t xml:space="preserve">: 교육 부문은 SOM-ED와 회원국 교육부를, MSME 부문은 ACCMSME와 회원국 MSME 주무 부처를 거친다. 디지털·AI 거버넌스 부문은 ASEAN 사무국을 거쳐 ADGSOM·WG-AI에 제안한다.</w:t>
-      </w:r>
-    </w:p>
-    <w:p>
-      <w:pPr>
-        <w:pStyle w:val="ListParagraph"/>
-        <w:numPr>
-          <w:ilvl w:val="0"/>
-          <w:numId w:val="9"/>
-        </w:numPr>
-      </w:pPr>
-      <w:r>
-        <w:rPr>
-          <w:b/>
-        </w:rPr>
-        <w:t xml:space="preserve">개방형</w:t>
-      </w:r>
-      <w:r>
-        <w:t xml:space="preserve">: 같은 제안을 다른 대화상대국에도 열어 둔다. 중국 전용 사업으로 설계하지 않는다.</w:t>
-      </w:r>
-    </w:p>
-    <w:p>
-      <w:pPr>
-        <w:pStyle w:val="ListParagraph"/>
-        <w:numPr>
-          <w:ilvl w:val="0"/>
-          <w:numId w:val="9"/>
-        </w:numPr>
-      </w:pPr>
-      <w:r>
-        <w:rPr>
-          <w:b/>
-        </w:rPr>
-        <w:t xml:space="preserve">기술 중립</w:t>
-      </w:r>
-      <w:r>
-        <w:t xml:space="preserve">: 특정 국가·기업의 AI 모델이나 플랫폼 채택을 조건으로 하지 않는다. 교육은 도구가 아니라 역량(활용 판단, 결과 검증, 책임 있는 사용)을 중심으로 한다. 싱가포르 Convening에서도 모델 유형에 대한 단일 선호는 없었다.</w:t>
-      </w:r>
-    </w:p>
-    <w:p>
-      <w:pPr>
-        <w:pStyle w:val="ListParagraph"/>
-        <w:numPr>
-          <w:ilvl w:val="0"/>
-          <w:numId w:val="9"/>
-        </w:numPr>
-      </w:pPr>
-      <w:r>
-        <w:rPr>
-          <w:b/>
-        </w:rPr>
-        <w:t xml:space="preserve">보완</w:t>
-      </w:r>
-      <w:r>
-        <w:t xml:space="preserve">: 중국 측 AI 사업을 대체하지 않고, 대상층의 공백(교사·시민·MSME), 단계의 공백(연수 이후), 조정의 공백(중복 방지)에 집중한다.</w:t>
-      </w:r>
-    </w:p>
-    <w:p>
-      <w:pPr>
-        <w:pStyle w:val="ListParagraph"/>
-        <w:numPr>
-          <w:ilvl w:val="0"/>
-          <w:numId w:val="9"/>
-        </w:numPr>
-      </w:pPr>
-      <w:r>
-        <w:rPr>
-          <w:b/>
-        </w:rPr>
-        <w:t xml:space="preserve">성과로 말하기</w:t>
-      </w:r>
-      <w:r>
-        <w:t xml:space="preserve">: 도달(연수 인원), 사업 통합, 검증된 성과를 구분해 보고한다. 모든 기업이 모든 기능에 AI가 필요하다고 전제하지 않는다.</w:t>
-      </w:r>
-    </w:p>
-    <w:p>
-      <w:pPr>
-        <w:pStyle w:val="Heading3"/>
-      </w:pPr>
-      <w:r>
-        <w:t xml:space="preserve">5.2 옵션</w:t>
+        <w:t xml:space="preserve">5.1 옵션</w:t>
       </w:r>
     </w:p>
     <w:p>
@@ -5180,7 +4670,7 @@
         <w:pStyle w:val="Heading3"/>
       </w:pPr>
       <w:r>
-        <w:t xml:space="preserve">5.3 우선순위</w:t>
+        <w:t xml:space="preserve">5.2 우선순위</w:t>
       </w:r>
     </w:p>
     <w:p>
@@ -5200,7 +4690,7 @@
         <w:pStyle w:val="ListParagraph"/>
         <w:numPr>
           <w:ilvl w:val="0"/>
-          <w:numId w:val="10"/>
+          <w:numId w:val="8"/>
         </w:numPr>
       </w:pPr>
       <w:r>
@@ -5227,7 +4717,7 @@
         <w:pStyle w:val="ListParagraph"/>
         <w:numPr>
           <w:ilvl w:val="0"/>
-          <w:numId w:val="10"/>
+          <w:numId w:val="8"/>
         </w:numPr>
       </w:pPr>
       <w:r>
@@ -5245,7 +4735,7 @@
         <w:pStyle w:val="ListParagraph"/>
         <w:numPr>
           <w:ilvl w:val="0"/>
-          <w:numId w:val="10"/>
+          <w:numId w:val="8"/>
         </w:numPr>
       </w:pPr>
       <w:r>
@@ -5263,7 +4753,7 @@
         <w:pStyle w:val="ListParagraph"/>
         <w:numPr>
           <w:ilvl w:val="0"/>
-          <w:numId w:val="10"/>
+          <w:numId w:val="8"/>
         </w:numPr>
       </w:pPr>
       <w:r>
@@ -5281,7 +4771,7 @@
         <w:pStyle w:val="ListParagraph"/>
         <w:numPr>
           <w:ilvl w:val="0"/>
-          <w:numId w:val="10"/>
+          <w:numId w:val="8"/>
         </w:numPr>
       </w:pPr>
       <w:r>
@@ -5295,127 +4785,11 @@
       </w:r>
     </w:p>
     <w:p>
-      <w:pPr/>
-      <w:r>
-        <w:rPr>
-          <w:b/>
-        </w:rPr>
-        <w:t xml:space="preserve">C5의 위치.</w:t>
-      </w:r>
-      <w:r>
-        <w:t xml:space="preserve"> MSME 트랙의 종착점이다. AIM ASEAN이 2027년에 끝날 예정이므로 후속 재원을 함께 협의하고, 11월 정상회의의 MSME 선언 채택 여부를 보고 2027년 상반기 착수를 목표로 한다.</w:t>
-      </w:r>
-    </w:p>
-    <w:p>
-      <w:pPr/>
-      <w:r>
-        <w:rPr>
-          <w:b/>
-        </w:rPr>
-        <w:t xml:space="preserve">B3의 한계.</w:t>
-      </w:r>
-      <w:r>
-        <w:t xml:space="preserve"> 언어모델 층은 재단의 본업이 아니다. 기여는 현지어 AI 교육 경험과 용어에 그치며, 학습자 데이터를 모델 학습용으로 내놓지 않는다.</w:t>
-      </w:r>
-    </w:p>
-    <w:p>
       <w:pPr>
         <w:pStyle w:val="Heading3"/>
       </w:pPr>
       <w:r>
-        <w:t xml:space="preserve">5.4 하지 않을 것</w:t>
-      </w:r>
-    </w:p>
-    <w:p>
-      <w:pPr>
-        <w:pStyle w:val="ListParagraph"/>
-        <w:numPr>
-          <w:ilvl w:val="0"/>
-          <w:numId w:val="11"/>
-        </w:numPr>
-      </w:pPr>
-      <w:r>
-        <w:t xml:space="preserve">학습자 개인정보와 학습 데이터의 이전·공동 보유, AI 모델 학습용 데이터 제공</w:t>
-      </w:r>
-    </w:p>
-    <w:p>
-      <w:pPr>
-        <w:pStyle w:val="ListParagraph"/>
-        <w:numPr>
-          <w:ilvl w:val="0"/>
-          <w:numId w:val="11"/>
-        </w:numPr>
-      </w:pPr>
-      <w:r>
-        <w:t xml:space="preserve">특정 국가·기업의 AI 모델·플랫폼 채택을 조건으로 한 연계</w:t>
-      </w:r>
-    </w:p>
-    <w:p>
-      <w:pPr>
-        <w:pStyle w:val="ListParagraph"/>
-        <w:numPr>
-          <w:ilvl w:val="0"/>
-          <w:numId w:val="11"/>
-        </w:numPr>
-      </w:pPr>
-      <w:r>
-        <w:t xml:space="preserve">ASEAN 자산을 상대측 사업 브랜드로 재포장하는 것</w:t>
-      </w:r>
-    </w:p>
-    <w:p>
-      <w:pPr>
-        <w:pStyle w:val="ListParagraph"/>
-        <w:numPr>
-          <w:ilvl w:val="0"/>
-          <w:numId w:val="11"/>
-        </w:numPr>
-      </w:pPr>
-      <w:r>
-        <w:t xml:space="preserve">회원국 교육부를 우회한 학교 단위 직접 사업</w:t>
-      </w:r>
-    </w:p>
-    <w:p>
-      <w:pPr>
-        <w:pStyle w:val="ListParagraph"/>
-        <w:numPr>
-          <w:ilvl w:val="0"/>
-          <w:numId w:val="11"/>
-        </w:numPr>
-      </w:pPr>
-      <w:r>
-        <w:t xml:space="preserve">AI 표준·규범에 대한 ASEAN 입장 표명(재단의 권한 밖)</w:t>
-      </w:r>
-    </w:p>
-    <w:p>
-      <w:pPr>
-        <w:pStyle w:val="ListParagraph"/>
-        <w:numPr>
-          <w:ilvl w:val="0"/>
-          <w:numId w:val="11"/>
-        </w:numPr>
-      </w:pPr>
-      <w:r>
-        <w:t xml:space="preserve">내부 보고서와 참여 기업 정보를 LIP·기업 동의 없이 대외 자료로 쓰는 것</w:t>
-      </w:r>
-    </w:p>
-    <w:p>
-      <w:pPr>
-        <w:pStyle w:val="ListParagraph"/>
-        <w:numPr>
-          <w:ilvl w:val="0"/>
-          <w:numId w:val="11"/>
-        </w:numPr>
-      </w:pPr>
-      <w:r>
-        <w:t xml:space="preserve">파트너 합의 전인 후속 계획을 재단의 약속처럼 제시하는 것</w:t>
-      </w:r>
-    </w:p>
-    <w:p>
-      <w:pPr>
-        <w:pStyle w:val="Heading3"/>
-      </w:pPr>
-      <w:r>
-        <w:t xml:space="preserve">5.5 단계별 로드맵</w:t>
+        <w:t xml:space="preserve">5.3 단계별 로드맵</w:t>
       </w:r>
     </w:p>
     <w:p>
@@ -5604,7 +4978,7 @@
           <w:p>
             <w:pPr/>
             <w:r>
-              <w:t xml:space="preserve">5.1의 기술 중립 원칙. 교육 내용을 도구가 아닌 역량 중심으로 설명하고, 도구 선택은 회원국과 학습자에게 둔다. 싱가포르 Convening에서 모델 유형에 대한 단일 선호가 없었다는 기록과, Google·Huawei와 각각 협력해 온 운영 경험(2021 ASEAN Seeds for the Future MoU)을 근거로 든다</w:t>
+              <w:t xml:space="preserve">기술 중립 원칙을 적용한다. 교육 내용을 도구가 아닌 역량 중심으로 설명하고, 도구 선택은 회원국과 학습자에게 둔다. 싱가포르 Convening에서 모델 유형에 대한 단일 선호가 없었다는 기록과, Google·Huawei와 각각 협력해 온 운영 경험(2021 ASEAN Seeds for the Future MoU)을 근거로 든다</w:t>
             </w:r>
           </w:p>
         </w:tc>
@@ -5960,7 +5334,7 @@
           <w:p>
             <w:pPr/>
             <w:r>
-              <w:t xml:space="preserve">지표별 정의와 기준일을 밝힌다. 도달·사업 통합·검증된 성과를 구분한다(5.1 원칙 6)</w:t>
+              <w:t xml:space="preserve">지표별 정의와 기준일을 밝힌다. 도달·사업 통합·검증된 성과를 구분한다</w:t>
             </w:r>
           </w:p>
         </w:tc>
@@ -6029,7 +5403,7 @@
         <w:pStyle w:val="ListParagraph"/>
         <w:numPr>
           <w:ilvl w:val="0"/>
-          <w:numId w:val="12"/>
+          <w:numId w:val="9"/>
         </w:numPr>
       </w:pPr>
       <w:hyperlink r:id="rId3" w:history="1">
@@ -6060,7 +5434,7 @@
         <w:pStyle w:val="ListParagraph"/>
         <w:numPr>
           <w:ilvl w:val="0"/>
-          <w:numId w:val="12"/>
+          <w:numId w:val="9"/>
         </w:numPr>
       </w:pPr>
       <w:hyperlink r:id="rId4" w:history="1">
@@ -6091,7 +5465,7 @@
         <w:pStyle w:val="ListParagraph"/>
         <w:numPr>
           <w:ilvl w:val="0"/>
-          <w:numId w:val="12"/>
+          <w:numId w:val="9"/>
         </w:numPr>
       </w:pPr>
       <w:hyperlink r:id="rId11" w:history="1">
@@ -6133,7 +5507,7 @@
         <w:pStyle w:val="ListParagraph"/>
         <w:numPr>
           <w:ilvl w:val="0"/>
-          <w:numId w:val="12"/>
+          <w:numId w:val="9"/>
         </w:numPr>
       </w:pPr>
       <w:hyperlink r:id="rId14" w:history="1">
@@ -6161,7 +5535,7 @@
         <w:pStyle w:val="ListParagraph"/>
         <w:numPr>
           <w:ilvl w:val="0"/>
-          <w:numId w:val="12"/>
+          <w:numId w:val="9"/>
         </w:numPr>
       </w:pPr>
       <w:hyperlink r:id="rId16" w:history="1">
@@ -6225,7 +5599,7 @@
         <w:pStyle w:val="ListParagraph"/>
         <w:numPr>
           <w:ilvl w:val="0"/>
-          <w:numId w:val="12"/>
+          <w:numId w:val="9"/>
         </w:numPr>
       </w:pPr>
       <w:hyperlink r:id="rId21" w:history="1">
@@ -6264,7 +5638,7 @@
         <w:pStyle w:val="ListParagraph"/>
         <w:numPr>
           <w:ilvl w:val="0"/>
-          <w:numId w:val="12"/>
+          <w:numId w:val="9"/>
         </w:numPr>
       </w:pPr>
       <w:r>
@@ -6315,7 +5689,7 @@
         <w:pStyle w:val="ListParagraph"/>
         <w:numPr>
           <w:ilvl w:val="0"/>
-          <w:numId w:val="13"/>
+          <w:numId w:val="10"/>
         </w:numPr>
       </w:pPr>
       <w:hyperlink r:id="rId7" w:history="1">
@@ -6346,7 +5720,7 @@
         <w:pStyle w:val="ListParagraph"/>
         <w:numPr>
           <w:ilvl w:val="0"/>
-          <w:numId w:val="13"/>
+          <w:numId w:val="10"/>
         </w:numPr>
       </w:pPr>
       <w:hyperlink r:id="rId28" w:history="1">
@@ -6377,7 +5751,7 @@
         <w:pStyle w:val="ListParagraph"/>
         <w:numPr>
           <w:ilvl w:val="0"/>
-          <w:numId w:val="13"/>
+          <w:numId w:val="10"/>
         </w:numPr>
       </w:pPr>
       <w:hyperlink r:id="rId30" w:history="1">
@@ -6397,7 +5771,7 @@
         <w:pStyle w:val="ListParagraph"/>
         <w:numPr>
           <w:ilvl w:val="0"/>
-          <w:numId w:val="13"/>
+          <w:numId w:val="10"/>
         </w:numPr>
       </w:pPr>
       <w:hyperlink r:id="rId31" w:history="1">
@@ -6428,7 +5802,7 @@
         <w:pStyle w:val="ListParagraph"/>
         <w:numPr>
           <w:ilvl w:val="0"/>
-          <w:numId w:val="13"/>
+          <w:numId w:val="10"/>
         </w:numPr>
       </w:pPr>
       <w:hyperlink r:id="rId33" w:history="1">
@@ -6468,7 +5842,7 @@
         <w:pStyle w:val="ListParagraph"/>
         <w:numPr>
           <w:ilvl w:val="0"/>
-          <w:numId w:val="14"/>
+          <w:numId w:val="11"/>
         </w:numPr>
       </w:pPr>
       <w:hyperlink r:id="rId35" w:history="1">
@@ -6499,7 +5873,7 @@
         <w:pStyle w:val="ListParagraph"/>
         <w:numPr>
           <w:ilvl w:val="0"/>
-          <w:numId w:val="14"/>
+          <w:numId w:val="11"/>
         </w:numPr>
       </w:pPr>
       <w:hyperlink r:id="rId6" w:history="1">
@@ -6519,7 +5893,7 @@
         <w:pStyle w:val="ListParagraph"/>
         <w:numPr>
           <w:ilvl w:val="0"/>
-          <w:numId w:val="14"/>
+          <w:numId w:val="11"/>
         </w:numPr>
       </w:pPr>
       <w:hyperlink r:id="rId36" w:history="1">
@@ -6547,7 +5921,7 @@
         <w:pStyle w:val="ListParagraph"/>
         <w:numPr>
           <w:ilvl w:val="0"/>
-          <w:numId w:val="14"/>
+          <w:numId w:val="11"/>
         </w:numPr>
       </w:pPr>
       <w:hyperlink r:id="rId38" w:history="1">
@@ -6576,7 +5950,7 @@
         <w:pStyle w:val="ListParagraph"/>
         <w:numPr>
           <w:ilvl w:val="0"/>
-          <w:numId w:val="15"/>
+          <w:numId w:val="12"/>
         </w:numPr>
       </w:pPr>
       <w:hyperlink r:id="rId39" w:history="1">
@@ -6618,7 +5992,7 @@
         <w:pStyle w:val="ListParagraph"/>
         <w:numPr>
           <w:ilvl w:val="0"/>
-          <w:numId w:val="15"/>
+          <w:numId w:val="12"/>
         </w:numPr>
       </w:pPr>
       <w:hyperlink r:id="rId42" w:history="1">
@@ -6649,7 +6023,7 @@
         <w:pStyle w:val="ListParagraph"/>
         <w:numPr>
           <w:ilvl w:val="0"/>
-          <w:numId w:val="15"/>
+          <w:numId w:val="12"/>
         </w:numPr>
       </w:pPr>
       <w:hyperlink r:id="rId44" w:history="1">
@@ -6688,7 +6062,7 @@
         <w:pStyle w:val="ListParagraph"/>
         <w:numPr>
           <w:ilvl w:val="0"/>
-          <w:numId w:val="15"/>
+          <w:numId w:val="12"/>
         </w:numPr>
       </w:pPr>
       <w:hyperlink r:id="rId47" w:history="1">
@@ -6705,7 +6079,7 @@
         <w:pStyle w:val="ListParagraph"/>
         <w:numPr>
           <w:ilvl w:val="0"/>
-          <w:numId w:val="15"/>
+          <w:numId w:val="12"/>
         </w:numPr>
       </w:pPr>
       <w:hyperlink r:id="rId48" w:history="1">
@@ -6734,7 +6108,7 @@
         <w:pStyle w:val="ListParagraph"/>
         <w:numPr>
           <w:ilvl w:val="0"/>
-          <w:numId w:val="16"/>
+          <w:numId w:val="13"/>
         </w:numPr>
       </w:pPr>
       <w:hyperlink r:id="rId49" w:history="1">
@@ -6784,7 +6158,7 @@
         <w:pStyle w:val="ListParagraph"/>
         <w:numPr>
           <w:ilvl w:val="0"/>
-          <w:numId w:val="16"/>
+          <w:numId w:val="13"/>
         </w:numPr>
       </w:pPr>
       <w:hyperlink r:id="rId53" w:history="1">
@@ -6812,7 +6186,7 @@
         <w:pStyle w:val="ListParagraph"/>
         <w:numPr>
           <w:ilvl w:val="0"/>
-          <w:numId w:val="16"/>
+          <w:numId w:val="13"/>
         </w:numPr>
       </w:pPr>
       <w:r>
@@ -6857,7 +6231,7 @@
         <w:pStyle w:val="ListParagraph"/>
         <w:numPr>
           <w:ilvl w:val="0"/>
-          <w:numId w:val="16"/>
+          <w:numId w:val="13"/>
         </w:numPr>
       </w:pPr>
       <w:hyperlink r:id="rId58" w:history="1">
@@ -6874,7 +6248,7 @@
         <w:pStyle w:val="ListParagraph"/>
         <w:numPr>
           <w:ilvl w:val="0"/>
-          <w:numId w:val="16"/>
+          <w:numId w:val="13"/>
         </w:numPr>
       </w:pPr>
       <w:hyperlink r:id="rId59" w:history="1">
@@ -6933,7 +6307,7 @@
         <w:pStyle w:val="ListParagraph"/>
         <w:numPr>
           <w:ilvl w:val="0"/>
-          <w:numId w:val="17"/>
+          <w:numId w:val="14"/>
         </w:numPr>
       </w:pPr>
       <w:r>
@@ -6945,7 +6319,7 @@
         <w:pStyle w:val="ListParagraph"/>
         <w:numPr>
           <w:ilvl w:val="0"/>
-          <w:numId w:val="17"/>
+          <w:numId w:val="14"/>
         </w:numPr>
       </w:pPr>
       <w:r>
@@ -7149,31 +6523,28 @@
     </w:lvlOverride>
   </w:num>
   <w:num w:numId="5">
-    <w:abstractNumId w:val="0"/>
-  </w:num>
-  <w:num w:numId="6">
     <w:abstractNumId w:val="1"/>
     <w:lvlOverride w:ilvl="0">
       <w:startOverride w:val="1"/>
     </w:lvlOverride>
   </w:num>
+  <w:num w:numId="6">
+    <w:abstractNumId w:val="0"/>
+  </w:num>
   <w:num w:numId="7">
     <w:abstractNumId w:val="0"/>
   </w:num>
   <w:num w:numId="8">
-    <w:abstractNumId w:val="0"/>
-  </w:num>
-  <w:num w:numId="9">
     <w:abstractNumId w:val="1"/>
     <w:lvlOverride w:ilvl="0">
       <w:startOverride w:val="1"/>
     </w:lvlOverride>
   </w:num>
+  <w:num w:numId="9">
+    <w:abstractNumId w:val="0"/>
+  </w:num>
   <w:num w:numId="10">
-    <w:abstractNumId w:val="1"/>
-    <w:lvlOverride w:ilvl="0">
-      <w:startOverride w:val="1"/>
-    </w:lvlOverride>
+    <w:abstractNumId w:val="0"/>
   </w:num>
   <w:num w:numId="11">
     <w:abstractNumId w:val="0"/>
@@ -7185,15 +6556,6 @@
     <w:abstractNumId w:val="0"/>
   </w:num>
   <w:num w:numId="14">
-    <w:abstractNumId w:val="0"/>
-  </w:num>
-  <w:num w:numId="15">
-    <w:abstractNumId w:val="0"/>
-  </w:num>
-  <w:num w:numId="16">
-    <w:abstractNumId w:val="0"/>
-  </w:num>
-  <w:num w:numId="17">
     <w:abstractNumId w:val="0"/>
   </w:num>
 </w:numbering>
